--- a/speechs/SPEECH FUNDACIÓN PASQUAL MARAGALL.docx
+++ b/speechs/SPEECH FUNDACIÓN PASQUAL MARAGALL.docx
@@ -45,7 +45,7 @@
           <w:b/>
           <w:bCs/>
         </w:rPr>
-        <w:t xml:space="preserve"> Parada · 15–20 segundos</w:t>
+        <w:t xml:space="preserve"> Parada · 20–25 segundos</w:t>
       </w:r>
     </w:p>
     <w:p>
@@ -81,6 +81,15 @@
           <w:iCs/>
         </w:rPr>
         <w:t>(Contacto visual. Sonrisa. Energía tranquila. Di tu nombre despacio y haz una pequeña pausa.)</w:t>
+      </w:r>
+    </w:p>
+    <w:p>
+      <w:r>
+        <w:rPr>
+          <w:i/>
+          <w:iCs/>
+        </w:rPr>
+        <w:t xml:space="preserve">(Pasqual Maragall y Julián son personas reales y las dos frases entrecomilladas son suyas. No se les atribuyen citas ni datos médicos que no estén verificados. Las cifras proceden de la Fundación Pasqual Maragall y de fuentes oficiales.)</w:t>
       </w:r>
     </w:p>
     <w:p>
@@ -535,7 +544,11 @@
     </w:p>
     <w:p>
       <w:r>
-        <w:t>Y calla. Que sea esa persona quien decida si quiere continuar.</w:t>
+        <w:rPr>
+          <w:i/>
+          <w:iCs/>
+        </w:rPr>
+        <w:t xml:space="preserve">(Y calla. Que sea esa persona quien decida si quiere continuar.)</w:t>
       </w:r>
     </w:p>
     <w:p>
@@ -664,6 +677,24 @@
       </w:r>
       <w:r>
         <w:t>, facilitando el diagnóstico y evitando, en algunos casos, pruebas más complejas.</w:t>
+      </w:r>
+    </w:p>
+    <w:p>
+      <w:r>
+        <w:rPr>
+          <w:b/>
+          <w:bCs/>
+        </w:rPr>
+        <w:t xml:space="preserve">Todavía no llega a detectarlo antes de que aparezcan los síntomas.</w:t>
+      </w:r>
+    </w:p>
+    <w:p>
+      <w:r>
+        <w:rPr>
+          <w:b/>
+          <w:bCs/>
+        </w:rPr>
+        <w:t xml:space="preserve">Pero es el primer paso hacia ahí.</w:t>
       </w:r>
     </w:p>
     <w:p>
@@ -1069,7 +1100,7 @@
           <w:b/>
           <w:bCs/>
         </w:rPr>
-        <w:t>Si señala a las familias:</w:t>
+        <w:t>Si señala a las familias o el acompañamiento:</w:t>
       </w:r>
       <w:r>
         <w:t xml:space="preserve"> «Sí. Porque mientras buscamos soluciones para el futuro, hay familias que necesitan apoyo hoy.»</w:t>
@@ -1105,24 +1136,6 @@
           <w:b/>
           <w:bCs/>
         </w:rPr>
-        <w:t>Si habla del acompañamiento a familias:</w:t>
-      </w:r>
-      <w:r>
-        <w:t xml:space="preserve"> «Sí. Porque además de investigar para el futuro, hay personas que necesitan apoyo hoy.»</w:t>
-      </w:r>
-    </w:p>
-    <w:p>
-      <w:pPr>
-        <w:numPr>
-          <w:ilvl w:val="0"/>
-          <w:numId w:val="39"/>
-        </w:numPr>
-      </w:pPr>
-      <w:r>
-        <w:rPr>
-          <w:b/>
-          <w:bCs/>
-        </w:rPr>
         <w:t>Si dice que no tenía ni idea:</w:t>
       </w:r>
       <w:r>
@@ -1178,7 +1191,7 @@
           <w:b/>
           <w:bCs/>
         </w:rPr>
-        <w:t xml:space="preserve"> Cierre</w:t>
+        <w:t xml:space="preserve"> Cierre · ~1 minuto</w:t>
       </w:r>
     </w:p>
     <w:p>
@@ -1264,28 +1277,14 @@
     </w:p>
     <w:p>
       <w:r>
-        <w:t xml:space="preserve">Lo podemos hacer gracias a nuestros más de </w:t>
-      </w:r>
-      <w:r>
-        <w:rPr>
-          <w:b/>
-          <w:bCs/>
-        </w:rPr>
-        <w:t>11</w:t>
-      </w:r>
-      <w:r>
-        <w:rPr>
-          <w:b/>
-          <w:bCs/>
-        </w:rPr>
-        <w:t>2</w:t>
-      </w:r>
-      <w:r>
-        <w:rPr>
-          <w:b/>
-          <w:bCs/>
-        </w:rPr>
-        <w:t>.000 socios</w:t>
+        <w:t xml:space="preserve">Lo podemos hacer gracias a sus más de </w:t>
+      </w:r>
+      <w:r>
+        <w:rPr>
+          <w:b/>
+          <w:bCs/>
+        </w:rPr>
+        <w:t>100.000 socios</w:t>
       </w:r>
       <w:r>
         <w:t>.</w:t>

--- a/speechs/SPEECH FUNDACIÓN PASQUAL MARAGALL.docx
+++ b/speechs/SPEECH FUNDACIÓN PASQUAL MARAGALL.docx
@@ -1336,7 +1336,7 @@
           <w:b/>
           <w:bCs/>
         </w:rPr>
-        <w:t>¿Te animas a hacerte socio?</w:t>
+        <w:t xml:space="preserve">¿Te animas a hacerte socio de la Fundación?</w:t>
       </w:r>
     </w:p>
     <w:p>

--- a/speechs/SPEECH FUNDACIÓN PASQUAL MARAGALL.docx
+++ b/speechs/SPEECH FUNDACIÓN PASQUAL MARAGALL.docx
@@ -1140,28 +1140,6 @@
       </w:r>
       <w:r>
         <w:t xml:space="preserve"> «Es normal. Muchas veces no conocemos todo lo que hay detrás de una enfermedad como esta.»</w:t>
-      </w:r>
-    </w:p>
-    <w:p>
-      <w:r>
-        <w:rPr>
-          <w:b/>
-          <w:bCs/>
-        </w:rPr>
-        <w:t>Si plantea una objeción:</w:t>
-      </w:r>
-      <w:r>
-        <w:t xml:space="preserve"> </w:t>
-      </w:r>
-      <w:r>
-        <w:rPr>
-          <w:b/>
-          <w:bCs/>
-        </w:rPr>
-        <w:t>«¿Qué es lo que más te frena?»</w:t>
-      </w:r>
-      <w:r>
-        <w:t xml:space="preserve"> Escucha, resuelve y vuelve al cierre.</w:t>
       </w:r>
     </w:p>
     <w:p>

--- a/speechs/SPEECH FUNDACIÓN PASQUAL MARAGALL.docx
+++ b/speechs/SPEECH FUNDACIÓN PASQUAL MARAGALL.docx
@@ -1262,10 +1262,10 @@
           <w:b/>
           <w:bCs/>
         </w:rPr>
-        <w:t>100.000 socios</w:t>
-      </w:r>
-      <w:r>
-        <w:t>.</w:t>
+        <w:t xml:space="preserve">110.000 socios</w:t>
+      </w:r>
+      <w:r>
+        <w:t xml:space="preserve">.</w:t>
       </w:r>
     </w:p>
     <w:p>
